--- a/06_Facilities_Technology_and_Budget/TAS2O_Materials_Consumables_Budget_AI_Enhanced.docx
+++ b/06_Facilities_Technology_and_Budget/TAS2O_Materials_Consumables_Budget_AI_Enhanced.docx
@@ -117,7 +117,7 @@
                 <w:b w:val="0"/>
                 <w:sz w:val="18"/>
               </w:rPr>
-              <w:t>[Insert School Name]</w:t>
+              <w:t>Webtree Academy</w:t>
             </w:r>
           </w:p>
         </w:tc>
@@ -151,7 +151,7 @@
                 <w:b w:val="0"/>
                 <w:sz w:val="18"/>
               </w:rPr>
-              <w:t>[Insert BSID]</w:t>
+              <w:t>883796</w:t>
             </w:r>
           </w:p>
         </w:tc>
@@ -321,7 +321,7 @@
                 <w:b w:val="0"/>
                 <w:sz w:val="18"/>
               </w:rPr>
-              <w:t>[Insert Name]</w:t>
+              <w:t>Carlos Chen</w:t>
             </w:r>
           </w:p>
         </w:tc>
@@ -355,7 +355,7 @@
                 <w:b w:val="0"/>
                 <w:sz w:val="18"/>
               </w:rPr>
-              <w:t>[Insert Principal / Academic Lead]</w:t>
+              <w:t>Henry Michels</w:t>
             </w:r>
           </w:p>
         </w:tc>

--- a/06_Facilities_Technology_and_Budget/TAS2O_Materials_Consumables_Budget_AI_Enhanced.docx
+++ b/06_Facilities_Technology_and_Budget/TAS2O_Materials_Consumables_Budget_AI_Enhanced.docx
@@ -287,7 +287,7 @@
                 <w:b w:val="0"/>
                 <w:sz w:val="18"/>
               </w:rPr>
-              <w:t>[Insert Year / Term]</w:t>
+              <w:t>2026-2027</w:t>
             </w:r>
           </w:p>
         </w:tc>
@@ -389,7 +389,7 @@
                 <w:b w:val="0"/>
                 <w:sz w:val="18"/>
               </w:rPr>
-              <w:t>[Insert Date]</w:t>
+              <w:t>2026-05-12</w:t>
             </w:r>
           </w:p>
         </w:tc>
@@ -759,7 +759,7 @@
                 <w:b w:val="0"/>
                 <w:sz w:val="18"/>
               </w:rPr>
-              <w:t>[Insert number of students, e.g., 15-24]</w:t>
+              <w:t>15-24 students</w:t>
             </w:r>
           </w:p>
         </w:tc>
@@ -10408,7 +10408,7 @@
                 <w:b w:val="0"/>
                 <w:sz w:val="18"/>
               </w:rPr>
-              <w:t>[Insert Date]</w:t>
+              <w:t>2026-05-12</w:t>
             </w:r>
           </w:p>
         </w:tc>

--- a/06_Facilities_Technology_and_Budget/TAS2O_Materials_Consumables_Budget_AI_Enhanced.docx
+++ b/06_Facilities_Technology_and_Budget/TAS2O_Materials_Consumables_Budget_AI_Enhanced.docx
@@ -406,12 +406,12 @@
     </w:p>
     <w:p>
       <w:r>
-        <w:t>This template supports planning, purchasing, tracking, and reviewing the materials, consumables, equipment, and safety supplies needed to deliver TAS2O as a hands-on, AI-enhanced OSSD credit course. It is intended for school administration, the principal, the TAS2O teacher, purchasing staff, and inspection-readiness documentation.</w:t>
+        <w:t>This template supports planning, purchasing, tracking, and reviewing the materials, consumables, equipment, and safety supplies needed to deliver TAS2O as a hands-on, AI-enhanced OSSD credit course. It is intended for school administration, the principal, the TAS2O teacher, purchasing staff, and inspection-readiness documentation, and it should align with the school administrative and record-keeping procedures used elsewhere in the package.</w:t>
       </w:r>
     </w:p>
     <w:p>
       <w:r>
-        <w:t>This document should be customized before the course begins and updated throughout the term as materials are purchased, consumed, replaced, or removed from service.</w:t>
+        <w:t>This document should be customized before the course begins and updated throughout the term as materials are purchased, consumed, replaced, or removed from service. It should remain consistent with the school calendar, delivery model, and inspection binder records.</w:t>
       </w:r>
     </w:p>
     <w:tbl>
@@ -787,13 +787,8 @@
             <w:vAlign w:val="top"/>
           </w:tcPr>
           <w:p>
-            <w:r/>
-            <w:r>
-              <w:rPr>
-                <w:b w:val="0"/>
-                <w:sz w:val="18"/>
-              </w:rPr>
-              <w:t>In-person / blended / online-supported</w:t>
+            <w:r>
+              <w:t>Hybrid / in-person with online-supported elements where approved</w:t>
             </w:r>
           </w:p>
         </w:tc>
@@ -821,12 +816,7 @@
             <w:vAlign w:val="top"/>
           </w:tcPr>
           <w:p>
-            <w:r/>
-            <w:r>
-              <w:rPr>
-                <w:b w:val="0"/>
-                <w:sz w:val="18"/>
-              </w:rPr>
+            <w:r>
               <w:t>Small group practical projects plus individual documentation and portfolio evidence</w:t>
             </w:r>
           </w:p>
